--- a/ОтчетБОТ Гергет.docx
+++ b/ОтчетБОТ Гергет.docx
@@ -588,6 +588,34 @@
       <w:r>
         <w:rPr>
           <w:rFonts w:ascii="Times New Roman" w:hAnsi="Times New Roman" w:cs="Times New Roman"/>
+          <w:sz w:val="28"/>
+          <w:szCs w:val="28"/>
+        </w:rPr>
+        <w:t>Ссылка на сам бот:</w:t>
+      </w:r>
+      <w:r>
+        <w:t xml:space="preserve"> </w:t>
+      </w:r>
+      <w:r>
+        <w:rPr>
+          <w:rFonts w:ascii="Times New Roman" w:hAnsi="Times New Roman" w:cs="Times New Roman"/>
+          <w:sz w:val="28"/>
+          <w:szCs w:val="28"/>
+        </w:rPr>
+        <w:t>@gerget47bot</w:t>
+      </w:r>
+    </w:p>
+    <w:p>
+      <w:pPr>
+        <w:rPr>
+          <w:rFonts w:ascii="Times New Roman" w:hAnsi="Times New Roman" w:cs="Times New Roman"/>
+          <w:sz w:val="28"/>
+          <w:szCs w:val="28"/>
+        </w:rPr>
+      </w:pPr>
+      <w:r>
+        <w:rPr>
+          <w:rFonts w:ascii="Times New Roman" w:hAnsi="Times New Roman" w:cs="Times New Roman"/>
           <w:b/>
           <w:bCs/>
           <w:sz w:val="28"/>
@@ -1047,7 +1075,6 @@
           <w:sz w:val="28"/>
           <w:szCs w:val="28"/>
         </w:rPr>
-        <w:lastRenderedPageBreak/>
         <w:t>Демонстрация работы бота:</w:t>
       </w:r>
     </w:p>
@@ -1066,6 +1093,7 @@
           <w:rFonts w:ascii="Times New Roman" w:hAnsi="Times New Roman" w:cs="Times New Roman"/>
           <w:b/>
           <w:bCs/>
+          <w:noProof/>
           <w:sz w:val="28"/>
           <w:szCs w:val="28"/>
         </w:rPr>
@@ -1110,6 +1138,7 @@
           <w:rFonts w:ascii="Times New Roman" w:hAnsi="Times New Roman" w:cs="Times New Roman"/>
           <w:b/>
           <w:bCs/>
+          <w:noProof/>
           <w:sz w:val="28"/>
           <w:szCs w:val="28"/>
         </w:rPr>
@@ -1154,6 +1183,7 @@
           <w:rFonts w:ascii="Times New Roman" w:hAnsi="Times New Roman" w:cs="Times New Roman"/>
           <w:b/>
           <w:bCs/>
+          <w:noProof/>
           <w:sz w:val="28"/>
           <w:szCs w:val="28"/>
         </w:rPr>
@@ -1199,6 +1229,7 @@
           <w:rFonts w:ascii="Times New Roman" w:hAnsi="Times New Roman" w:cs="Times New Roman"/>
           <w:b/>
           <w:bCs/>
+          <w:noProof/>
           <w:sz w:val="28"/>
           <w:szCs w:val="28"/>
         </w:rPr>
@@ -1254,6 +1285,7 @@
           <w:rFonts w:ascii="Times New Roman" w:hAnsi="Times New Roman" w:cs="Times New Roman"/>
           <w:b/>
           <w:bCs/>
+          <w:noProof/>
           <w:sz w:val="28"/>
           <w:szCs w:val="28"/>
         </w:rPr>
@@ -1344,6 +1376,7 @@
       <w:r>
         <w:rPr>
           <w:rFonts w:ascii="Times New Roman" w:hAnsi="Times New Roman" w:cs="Times New Roman"/>
+          <w:noProof/>
           <w:sz w:val="28"/>
           <w:szCs w:val="28"/>
         </w:rPr>
@@ -2460,6 +2493,7 @@
   <w:style w:type="character" w:default="1" w:styleId="a0">
     <w:name w:val="Default Paragraph Font"/>
     <w:uiPriority w:val="1"/>
+    <w:semiHidden/>
     <w:unhideWhenUsed/>
   </w:style>
   <w:style w:type="table" w:default="1" w:styleId="a1">
